--- a/Game_Maker/Sonic Dom Updated/Changes from Sonic Dom.docx
+++ b/Game_Maker/Sonic Dom Updated/Changes from Sonic Dom.docx
@@ -423,15 +423,40 @@
           <w:numId w:val="1"/>
         </w:numPr>
       </w:pPr>
+      <w:r>
+        <w:t>Changed Future Zone's music from "</w:t>
+      </w:r>
+      <w:r>
+        <w:t>Jack Trammell - Neosphere</w:t>
+      </w:r>
+      <w:r>
+        <w:t>" to "Walk Home - Solar" due to copyright.</w:t>
+      </w:r>
+    </w:p>
+    <w:p>
+      <w:pPr>
+        <w:pStyle w:val="ListParagraph"/>
+        <w:numPr>
+          <w:ilvl w:val="0"/>
+          <w:numId w:val="1"/>
+        </w:numPr>
+      </w:pPr>
       <w:bookmarkStart w:id="0" w:name="_GoBack"/>
       <w:r>
-        <w:t>Changed Future Zone's music from "</w:t>
-      </w:r>
-      <w:r>
-        <w:t>Jack Trammell - Neosphere</w:t>
-      </w:r>
-      <w:r>
-        <w:t>" to "Walk Home - Solar" due to copyright.</w:t>
+        <w:t>Add "Skip credits" option</w:t>
+      </w:r>
+    </w:p>
+    <w:p>
+      <w:pPr>
+        <w:pStyle w:val="ListParagraph"/>
+        <w:numPr>
+          <w:ilvl w:val="0"/>
+          <w:numId w:val="1"/>
+        </w:numPr>
+      </w:pPr>
+      <w:r>
+        <w:lastRenderedPageBreak/>
+        <w:t>Make it display score and total time at the end</w:t>
       </w:r>
       <w:bookmarkEnd w:id="0"/>
     </w:p>
